--- a/EMS_Test_Plan.docx
+++ b/EMS_Test_Plan.docx
@@ -1,6 +1,6 @@
 
 <file path=word/document.xml><?xml version="1.0" encoding="utf-8"?>
-<w:document xmlns:wpc="http://schemas.microsoft.com/office/word/2010/wordprocessingCanvas" xmlns:cx="http://schemas.microsoft.com/office/drawing/2014/chartex" xmlns:mc="http://schemas.openxmlformats.org/markup-compatibility/2006" xmlns:o="urn:schemas-microsoft-com:office:office" xmlns:r="http://schemas.openxmlformats.org/officeDocument/2006/relationships" xmlns:m="http://schemas.openxmlformats.org/officeDocument/2006/math" xmlns:v="urn:schemas-microsoft-com:vml" xmlns:wp14="http://schemas.microsoft.com/office/word/2010/wordprocessingDrawing" xmlns:wp="http://schemas.openxmlformats.org/drawingml/2006/wordprocessingDrawing" xmlns:w10="urn:schemas-microsoft-com:office:word" xmlns:w="http://schemas.openxmlformats.org/wordprocessingml/2006/main" xmlns:w14="http://schemas.microsoft.com/office/word/2010/wordml" xmlns:w15="http://schemas.microsoft.com/office/word/2012/wordml" xmlns:w16se="http://schemas.microsoft.com/office/word/2015/wordml/symex" xmlns:wpg="http://schemas.microsoft.com/office/word/2010/wordprocessingGroup" xmlns:wpi="http://schemas.microsoft.com/office/word/2010/wordprocessingInk" xmlns:wne="http://schemas.microsoft.com/office/word/2006/wordml" xmlns:wps="http://schemas.microsoft.com/office/word/2010/wordprocessingShape" mc:Ignorable="w14 w15 w16se wp14">
+<w:document xmlns:wpc="http://schemas.microsoft.com/office/word/2010/wordprocessingCanvas" xmlns:cx="http://schemas.microsoft.com/office/drawing/2014/chartex" xmlns:cx1="http://schemas.microsoft.com/office/drawing/2015/9/8/chartex" xmlns:cx2="http://schemas.microsoft.com/office/drawing/2015/10/21/chartex" xmlns:cx3="http://schemas.microsoft.com/office/drawing/2016/5/9/chartex" xmlns:cx4="http://schemas.microsoft.com/office/drawing/2016/5/10/chartex" xmlns:cx5="http://schemas.microsoft.com/office/drawing/2016/5/11/chartex" xmlns:cx6="http://schemas.microsoft.com/office/drawing/2016/5/12/chartex" xmlns:cx7="http://schemas.microsoft.com/office/drawing/2016/5/13/chartex" xmlns:cx8="http://schemas.microsoft.com/office/drawing/2016/5/14/chartex" xmlns:mc="http://schemas.openxmlformats.org/markup-compatibility/2006" xmlns:aink="http://schemas.microsoft.com/office/drawing/2016/ink" xmlns:am3d="http://schemas.microsoft.com/office/drawing/2017/model3d" xmlns:o="urn:schemas-microsoft-com:office:office" xmlns:oel="http://schemas.microsoft.com/office/2019/extlst" xmlns:r="http://schemas.openxmlformats.org/officeDocument/2006/relationships" xmlns:m="http://schemas.openxmlformats.org/officeDocument/2006/math" xmlns:v="urn:schemas-microsoft-com:vml" xmlns:wp14="http://schemas.microsoft.com/office/word/2010/wordprocessingDrawing" xmlns:wp="http://schemas.openxmlformats.org/drawingml/2006/wordprocessingDrawing" xmlns:w10="urn:schemas-microsoft-com:office:word" xmlns:w="http://schemas.openxmlformats.org/wordprocessingml/2006/main" xmlns:w14="http://schemas.microsoft.com/office/word/2010/wordml" xmlns:w15="http://schemas.microsoft.com/office/word/2012/wordml" xmlns:w16cex="http://schemas.microsoft.com/office/word/2018/wordml/cex" xmlns:w16cid="http://schemas.microsoft.com/office/word/2016/wordml/cid" xmlns:w16="http://schemas.microsoft.com/office/word/2018/wordml" xmlns:w16du="http://schemas.microsoft.com/office/word/2023/wordml/word16du" xmlns:w16sdtdh="http://schemas.microsoft.com/office/word/2020/wordml/sdtdatahash" xmlns:w16sdtfl="http://schemas.microsoft.com/office/word/2024/wordml/sdtformatlock" xmlns:w16se="http://schemas.microsoft.com/office/word/2015/wordml/symex" xmlns:wpg="http://schemas.microsoft.com/office/word/2010/wordprocessingGroup" xmlns:wpi="http://schemas.microsoft.com/office/word/2010/wordprocessingInk" xmlns:wne="http://schemas.microsoft.com/office/word/2006/wordml" xmlns:wps="http://schemas.microsoft.com/office/word/2010/wordprocessingShape" mc:Ignorable="w14 w15 w16se w16cid w16 w16cex w16sdtdh w16sdtfl w16du wp14">
   <w:body>
     <w:p>
       <w:pPr>
@@ -101,7 +101,25 @@
           <w:sz w:val="22"/>
           <w:szCs w:val="22"/>
         </w:rPr>
-        <w:t xml:space="preserve">  Version 1.0  ·  May 2026</w:t>
+        <w:t xml:space="preserve">  Version </w:t>
+      </w:r>
+      <w:proofErr w:type="gramStart"/>
+      <w:r>
+        <w:rPr>
+          <w:color w:val="000000" w:themeColor="text1"/>
+          <w:sz w:val="22"/>
+          <w:szCs w:val="22"/>
+        </w:rPr>
+        <w:t>1.0  ·</w:t>
+      </w:r>
+      <w:proofErr w:type="gramEnd"/>
+      <w:r>
+        <w:rPr>
+          <w:color w:val="000000" w:themeColor="text1"/>
+          <w:sz w:val="22"/>
+          <w:szCs w:val="22"/>
+        </w:rPr>
+        <w:t xml:space="preserve">  May 2026</w:t>
       </w:r>
     </w:p>
     <w:p>
@@ -122,7 +140,6 @@
         </w:rPr>
         <w:t xml:space="preserve">Prepared by: </w:t>
       </w:r>
-      <w:proofErr w:type="spellStart"/>
       <w:r>
         <w:rPr>
           <w:i/>
@@ -131,9 +148,8 @@
           <w:sz w:val="20"/>
           <w:szCs w:val="20"/>
         </w:rPr>
-        <w:t>Aayush</w:t>
+        <w:t>Sirish</w:t>
       </w:r>
-      <w:proofErr w:type="spellEnd"/>
       <w:r>
         <w:rPr>
           <w:i/>
@@ -142,7 +158,27 @@
           <w:sz w:val="20"/>
           <w:szCs w:val="20"/>
         </w:rPr>
-        <w:t xml:space="preserve"> Basnet, QA Engineer</w:t>
+        <w:t xml:space="preserve"> </w:t>
+      </w:r>
+      <w:r>
+        <w:rPr>
+          <w:i/>
+          <w:iCs/>
+          <w:color w:val="000000" w:themeColor="text1"/>
+          <w:sz w:val="20"/>
+          <w:szCs w:val="20"/>
+        </w:rPr>
+        <w:t>Shrestha</w:t>
+      </w:r>
+      <w:r>
+        <w:rPr>
+          <w:i/>
+          <w:iCs/>
+          <w:color w:val="000000" w:themeColor="text1"/>
+          <w:sz w:val="20"/>
+          <w:szCs w:val="20"/>
+        </w:rPr>
+        <w:t>, QA Engineer</w:t>
       </w:r>
     </w:p>
     <w:p>
@@ -371,8 +407,6 @@
             </w:r>
           </w:p>
         </w:tc>
-        <w:bookmarkStart w:id="0" w:name="_GoBack"/>
-        <w:bookmarkEnd w:id="0"/>
       </w:tr>
       <w:tr>
         <w:tc>
@@ -502,23 +536,37 @@
                 <w:color w:val="000000" w:themeColor="text1"/>
               </w:rPr>
             </w:pPr>
-            <w:proofErr w:type="spellStart"/>
-            <w:r>
-              <w:rPr>
-                <w:color w:val="000000" w:themeColor="text1"/>
-                <w:sz w:val="18"/>
-                <w:szCs w:val="18"/>
-              </w:rPr>
-              <w:t>Aayush</w:t>
-            </w:r>
-            <w:proofErr w:type="spellEnd"/>
-            <w:r>
-              <w:rPr>
-                <w:color w:val="000000" w:themeColor="text1"/>
-                <w:sz w:val="18"/>
-                <w:szCs w:val="18"/>
-              </w:rPr>
-              <w:t xml:space="preserve"> Basnet / QA</w:t>
+            <w:r>
+              <w:rPr>
+                <w:color w:val="000000" w:themeColor="text1"/>
+                <w:sz w:val="18"/>
+                <w:szCs w:val="18"/>
+              </w:rPr>
+              <w:t>Sirish</w:t>
+            </w:r>
+            <w:r>
+              <w:rPr>
+                <w:color w:val="000000" w:themeColor="text1"/>
+                <w:sz w:val="18"/>
+                <w:szCs w:val="18"/>
+              </w:rPr>
+              <w:t xml:space="preserve"> </w:t>
+            </w:r>
+            <w:r>
+              <w:rPr>
+                <w:color w:val="000000" w:themeColor="text1"/>
+                <w:sz w:val="18"/>
+                <w:szCs w:val="18"/>
+              </w:rPr>
+              <w:t>Shrestha</w:t>
+            </w:r>
+            <w:r>
+              <w:rPr>
+                <w:color w:val="000000" w:themeColor="text1"/>
+                <w:sz w:val="18"/>
+                <w:szCs w:val="18"/>
+              </w:rPr>
+              <w:t xml:space="preserve"> / QA</w:t>
             </w:r>
           </w:p>
         </w:tc>
@@ -2109,16 +2157,8 @@
         <w:rPr>
           <w:color w:val="000000" w:themeColor="text1"/>
         </w:rPr>
-        <w:t xml:space="preserve">Load testing will be performed using </w:t>
+        <w:t>Load testing will be performed using JMeter</w:t>
       </w:r>
-      <w:proofErr w:type="spellStart"/>
-      <w:r>
-        <w:rPr>
-          <w:color w:val="000000" w:themeColor="text1"/>
-        </w:rPr>
-        <w:t>JMeter</w:t>
-      </w:r>
-      <w:proofErr w:type="spellEnd"/>
     </w:p>
     <w:p>
       <w:pPr>
@@ -11963,18 +12003,8 @@
                 <w:sz w:val="18"/>
                 <w:szCs w:val="18"/>
               </w:rPr>
-              <w:t xml:space="preserve">Click multiple </w:t>
-            </w:r>
-            <w:proofErr w:type="spellStart"/>
-            <w:r>
-              <w:rPr>
-                <w:color w:val="000000" w:themeColor="text1"/>
-                <w:sz w:val="18"/>
-                <w:szCs w:val="18"/>
-              </w:rPr>
-              <w:t>emojis</w:t>
-            </w:r>
-            <w:proofErr w:type="spellEnd"/>
+              <w:t>Click multiple emojis</w:t>
+            </w:r>
           </w:p>
         </w:tc>
         <w:tc>
@@ -16713,7 +16743,6 @@
                 <w:color w:val="000000" w:themeColor="text1"/>
               </w:rPr>
             </w:pPr>
-            <w:proofErr w:type="spellStart"/>
             <w:r>
               <w:rPr>
                 <w:b/>
@@ -16722,18 +16751,7 @@
                 <w:sz w:val="18"/>
                 <w:szCs w:val="18"/>
               </w:rPr>
-              <w:t>JMeter</w:t>
-            </w:r>
-            <w:proofErr w:type="spellEnd"/>
-            <w:r>
-              <w:rPr>
-                <w:b/>
-                <w:bCs/>
-                <w:color w:val="000000" w:themeColor="text1"/>
-                <w:sz w:val="18"/>
-                <w:szCs w:val="18"/>
-              </w:rPr>
-              <w:t xml:space="preserve"> Report</w:t>
+              <w:t>JMeter Report</w:t>
             </w:r>
           </w:p>
         </w:tc>
@@ -16761,23 +16779,13 @@
                 <w:color w:val="000000" w:themeColor="text1"/>
               </w:rPr>
             </w:pPr>
-            <w:proofErr w:type="spellStart"/>
-            <w:r>
-              <w:rPr>
-                <w:color w:val="000000" w:themeColor="text1"/>
-                <w:sz w:val="18"/>
-                <w:szCs w:val="18"/>
-              </w:rPr>
-              <w:t>JMeter</w:t>
-            </w:r>
-            <w:proofErr w:type="spellEnd"/>
-            <w:r>
-              <w:rPr>
-                <w:color w:val="000000" w:themeColor="text1"/>
-                <w:sz w:val="18"/>
-                <w:szCs w:val="18"/>
-              </w:rPr>
-              <w:t xml:space="preserve"> summary table uploaded to shared drive after performance testing</w:t>
+            <w:r>
+              <w:rPr>
+                <w:color w:val="000000" w:themeColor="text1"/>
+                <w:sz w:val="18"/>
+                <w:szCs w:val="18"/>
+              </w:rPr>
+              <w:t>JMeter summary table uploaded to shared drive after performance testing</w:t>
             </w:r>
           </w:p>
         </w:tc>
@@ -16947,7 +16955,7 @@
 </file>
 
 <file path=word/endnotes.xml><?xml version="1.0" encoding="utf-8"?>
-<w:endnotes xmlns:wpc="http://schemas.microsoft.com/office/word/2010/wordprocessingCanvas" xmlns:cx="http://schemas.microsoft.com/office/drawing/2014/chartex" xmlns:mc="http://schemas.openxmlformats.org/markup-compatibility/2006" xmlns:o="urn:schemas-microsoft-com:office:office" xmlns:r="http://schemas.openxmlformats.org/officeDocument/2006/relationships" xmlns:m="http://schemas.openxmlformats.org/officeDocument/2006/math" xmlns:v="urn:schemas-microsoft-com:vml" xmlns:wp14="http://schemas.microsoft.com/office/word/2010/wordprocessingDrawing" xmlns:wp="http://schemas.openxmlformats.org/drawingml/2006/wordprocessingDrawing" xmlns:w10="urn:schemas-microsoft-com:office:word" xmlns:w="http://schemas.openxmlformats.org/wordprocessingml/2006/main" xmlns:w14="http://schemas.microsoft.com/office/word/2010/wordml" xmlns:w15="http://schemas.microsoft.com/office/word/2012/wordml" xmlns:w16se="http://schemas.microsoft.com/office/word/2015/wordml/symex" xmlns:wpg="http://schemas.microsoft.com/office/word/2010/wordprocessingGroup" xmlns:wpi="http://schemas.microsoft.com/office/word/2010/wordprocessingInk" xmlns:wne="http://schemas.microsoft.com/office/word/2006/wordml" xmlns:wps="http://schemas.microsoft.com/office/word/2010/wordprocessingShape" mc:Ignorable="w14 w15 w16se wp14">
+<w:endnotes xmlns:wpc="http://schemas.microsoft.com/office/word/2010/wordprocessingCanvas" xmlns:cx="http://schemas.microsoft.com/office/drawing/2014/chartex" xmlns:cx1="http://schemas.microsoft.com/office/drawing/2015/9/8/chartex" xmlns:cx2="http://schemas.microsoft.com/office/drawing/2015/10/21/chartex" xmlns:cx3="http://schemas.microsoft.com/office/drawing/2016/5/9/chartex" xmlns:cx4="http://schemas.microsoft.com/office/drawing/2016/5/10/chartex" xmlns:cx5="http://schemas.microsoft.com/office/drawing/2016/5/11/chartex" xmlns:cx6="http://schemas.microsoft.com/office/drawing/2016/5/12/chartex" xmlns:cx7="http://schemas.microsoft.com/office/drawing/2016/5/13/chartex" xmlns:cx8="http://schemas.microsoft.com/office/drawing/2016/5/14/chartex" xmlns:mc="http://schemas.openxmlformats.org/markup-compatibility/2006" xmlns:aink="http://schemas.microsoft.com/office/drawing/2016/ink" xmlns:am3d="http://schemas.microsoft.com/office/drawing/2017/model3d" xmlns:o="urn:schemas-microsoft-com:office:office" xmlns:oel="http://schemas.microsoft.com/office/2019/extlst" xmlns:r="http://schemas.openxmlformats.org/officeDocument/2006/relationships" xmlns:m="http://schemas.openxmlformats.org/officeDocument/2006/math" xmlns:v="urn:schemas-microsoft-com:vml" xmlns:wp14="http://schemas.microsoft.com/office/word/2010/wordprocessingDrawing" xmlns:wp="http://schemas.openxmlformats.org/drawingml/2006/wordprocessingDrawing" xmlns:w10="urn:schemas-microsoft-com:office:word" xmlns:w="http://schemas.openxmlformats.org/wordprocessingml/2006/main" xmlns:w14="http://schemas.microsoft.com/office/word/2010/wordml" xmlns:w15="http://schemas.microsoft.com/office/word/2012/wordml" xmlns:w16cex="http://schemas.microsoft.com/office/word/2018/wordml/cex" xmlns:w16cid="http://schemas.microsoft.com/office/word/2016/wordml/cid" xmlns:w16="http://schemas.microsoft.com/office/word/2018/wordml" xmlns:w16du="http://schemas.microsoft.com/office/word/2023/wordml/word16du" xmlns:w16sdtdh="http://schemas.microsoft.com/office/word/2020/wordml/sdtdatahash" xmlns:w16sdtfl="http://schemas.microsoft.com/office/word/2024/wordml/sdtformatlock" xmlns:w16se="http://schemas.microsoft.com/office/word/2015/wordml/symex" xmlns:wpg="http://schemas.microsoft.com/office/word/2010/wordprocessingGroup" xmlns:wpi="http://schemas.microsoft.com/office/word/2010/wordprocessingInk" xmlns:wne="http://schemas.microsoft.com/office/word/2006/wordml" xmlns:wps="http://schemas.microsoft.com/office/word/2010/wordprocessingShape" mc:Ignorable="w14 w15 w16se w16cid w16 w16cex w16sdtdh w16sdtfl w16du wp14">
   <w:endnote w:type="separator" w:id="-1">
     <w:p>
       <w:r>
@@ -16966,7 +16974,7 @@
 </file>
 
 <file path=word/footer1.xml><?xml version="1.0" encoding="utf-8"?>
-<w:ftr xmlns:wpc="http://schemas.microsoft.com/office/word/2010/wordprocessingCanvas" xmlns:cx="http://schemas.microsoft.com/office/drawing/2014/chartex" xmlns:mc="http://schemas.openxmlformats.org/markup-compatibility/2006" xmlns:o="urn:schemas-microsoft-com:office:office" xmlns:r="http://schemas.openxmlformats.org/officeDocument/2006/relationships" xmlns:m="http://schemas.openxmlformats.org/officeDocument/2006/math" xmlns:v="urn:schemas-microsoft-com:vml" xmlns:wp14="http://schemas.microsoft.com/office/word/2010/wordprocessingDrawing" xmlns:wp="http://schemas.openxmlformats.org/drawingml/2006/wordprocessingDrawing" xmlns:w10="urn:schemas-microsoft-com:office:word" xmlns:w="http://schemas.openxmlformats.org/wordprocessingml/2006/main" xmlns:w14="http://schemas.microsoft.com/office/word/2010/wordml" xmlns:w15="http://schemas.microsoft.com/office/word/2012/wordml" xmlns:w16se="http://schemas.microsoft.com/office/word/2015/wordml/symex" xmlns:wpg="http://schemas.microsoft.com/office/word/2010/wordprocessingGroup" xmlns:wpi="http://schemas.microsoft.com/office/word/2010/wordprocessingInk" xmlns:wne="http://schemas.microsoft.com/office/word/2006/wordml" xmlns:wps="http://schemas.microsoft.com/office/word/2010/wordprocessingShape" mc:Ignorable="w14 w15 w16se wp14">
+<w:ftr xmlns:wpc="http://schemas.microsoft.com/office/word/2010/wordprocessingCanvas" xmlns:cx="http://schemas.microsoft.com/office/drawing/2014/chartex" xmlns:cx1="http://schemas.microsoft.com/office/drawing/2015/9/8/chartex" xmlns:cx2="http://schemas.microsoft.com/office/drawing/2015/10/21/chartex" xmlns:cx3="http://schemas.microsoft.com/office/drawing/2016/5/9/chartex" xmlns:cx4="http://schemas.microsoft.com/office/drawing/2016/5/10/chartex" xmlns:cx5="http://schemas.microsoft.com/office/drawing/2016/5/11/chartex" xmlns:cx6="http://schemas.microsoft.com/office/drawing/2016/5/12/chartex" xmlns:cx7="http://schemas.microsoft.com/office/drawing/2016/5/13/chartex" xmlns:cx8="http://schemas.microsoft.com/office/drawing/2016/5/14/chartex" xmlns:mc="http://schemas.openxmlformats.org/markup-compatibility/2006" xmlns:aink="http://schemas.microsoft.com/office/drawing/2016/ink" xmlns:am3d="http://schemas.microsoft.com/office/drawing/2017/model3d" xmlns:o="urn:schemas-microsoft-com:office:office" xmlns:oel="http://schemas.microsoft.com/office/2019/extlst" xmlns:r="http://schemas.openxmlformats.org/officeDocument/2006/relationships" xmlns:m="http://schemas.openxmlformats.org/officeDocument/2006/math" xmlns:v="urn:schemas-microsoft-com:vml" xmlns:wp14="http://schemas.microsoft.com/office/word/2010/wordprocessingDrawing" xmlns:wp="http://schemas.openxmlformats.org/drawingml/2006/wordprocessingDrawing" xmlns:w10="urn:schemas-microsoft-com:office:word" xmlns:w="http://schemas.openxmlformats.org/wordprocessingml/2006/main" xmlns:w14="http://schemas.microsoft.com/office/word/2010/wordml" xmlns:w15="http://schemas.microsoft.com/office/word/2012/wordml" xmlns:w16cex="http://schemas.microsoft.com/office/word/2018/wordml/cex" xmlns:w16cid="http://schemas.microsoft.com/office/word/2016/wordml/cid" xmlns:w16="http://schemas.microsoft.com/office/word/2018/wordml" xmlns:w16du="http://schemas.microsoft.com/office/word/2023/wordml/word16du" xmlns:w16sdtdh="http://schemas.microsoft.com/office/word/2020/wordml/sdtdatahash" xmlns:w16sdtfl="http://schemas.microsoft.com/office/word/2024/wordml/sdtformatlock" xmlns:w16se="http://schemas.microsoft.com/office/word/2015/wordml/symex" xmlns:wpg="http://schemas.microsoft.com/office/word/2010/wordprocessingGroup" xmlns:wpi="http://schemas.microsoft.com/office/word/2010/wordprocessingInk" xmlns:wne="http://schemas.microsoft.com/office/word/2006/wordml" xmlns:wps="http://schemas.microsoft.com/office/word/2010/wordprocessingShape" mc:Ignorable="w14 w15 w16se w16cid w16 w16cex w16sdtdh w16sdtfl w16du wp14">
   <w:sdt>
     <w:sdtPr>
       <w:id w:val="-1153213847"/>
@@ -17025,7 +17033,7 @@
 </file>
 
 <file path=word/footnotes.xml><?xml version="1.0" encoding="utf-8"?>
-<w:footnotes xmlns:wpc="http://schemas.microsoft.com/office/word/2010/wordprocessingCanvas" xmlns:cx="http://schemas.microsoft.com/office/drawing/2014/chartex" xmlns:mc="http://schemas.openxmlformats.org/markup-compatibility/2006" xmlns:o="urn:schemas-microsoft-com:office:office" xmlns:r="http://schemas.openxmlformats.org/officeDocument/2006/relationships" xmlns:m="http://schemas.openxmlformats.org/officeDocument/2006/math" xmlns:v="urn:schemas-microsoft-com:vml" xmlns:wp14="http://schemas.microsoft.com/office/word/2010/wordprocessingDrawing" xmlns:wp="http://schemas.openxmlformats.org/drawingml/2006/wordprocessingDrawing" xmlns:w10="urn:schemas-microsoft-com:office:word" xmlns:w="http://schemas.openxmlformats.org/wordprocessingml/2006/main" xmlns:w14="http://schemas.microsoft.com/office/word/2010/wordml" xmlns:w15="http://schemas.microsoft.com/office/word/2012/wordml" xmlns:w16se="http://schemas.microsoft.com/office/word/2015/wordml/symex" xmlns:wpg="http://schemas.microsoft.com/office/word/2010/wordprocessingGroup" xmlns:wpi="http://schemas.microsoft.com/office/word/2010/wordprocessingInk" xmlns:wne="http://schemas.microsoft.com/office/word/2006/wordml" xmlns:wps="http://schemas.microsoft.com/office/word/2010/wordprocessingShape" mc:Ignorable="w14 w15 w16se wp14">
+<w:footnotes xmlns:wpc="http://schemas.microsoft.com/office/word/2010/wordprocessingCanvas" xmlns:cx="http://schemas.microsoft.com/office/drawing/2014/chartex" xmlns:cx1="http://schemas.microsoft.com/office/drawing/2015/9/8/chartex" xmlns:cx2="http://schemas.microsoft.com/office/drawing/2015/10/21/chartex" xmlns:cx3="http://schemas.microsoft.com/office/drawing/2016/5/9/chartex" xmlns:cx4="http://schemas.microsoft.com/office/drawing/2016/5/10/chartex" xmlns:cx5="http://schemas.microsoft.com/office/drawing/2016/5/11/chartex" xmlns:cx6="http://schemas.microsoft.com/office/drawing/2016/5/12/chartex" xmlns:cx7="http://schemas.microsoft.com/office/drawing/2016/5/13/chartex" xmlns:cx8="http://schemas.microsoft.com/office/drawing/2016/5/14/chartex" xmlns:mc="http://schemas.openxmlformats.org/markup-compatibility/2006" xmlns:aink="http://schemas.microsoft.com/office/drawing/2016/ink" xmlns:am3d="http://schemas.microsoft.com/office/drawing/2017/model3d" xmlns:o="urn:schemas-microsoft-com:office:office" xmlns:oel="http://schemas.microsoft.com/office/2019/extlst" xmlns:r="http://schemas.openxmlformats.org/officeDocument/2006/relationships" xmlns:m="http://schemas.openxmlformats.org/officeDocument/2006/math" xmlns:v="urn:schemas-microsoft-com:vml" xmlns:wp14="http://schemas.microsoft.com/office/word/2010/wordprocessingDrawing" xmlns:wp="http://schemas.openxmlformats.org/drawingml/2006/wordprocessingDrawing" xmlns:w10="urn:schemas-microsoft-com:office:word" xmlns:w="http://schemas.openxmlformats.org/wordprocessingml/2006/main" xmlns:w14="http://schemas.microsoft.com/office/word/2010/wordml" xmlns:w15="http://schemas.microsoft.com/office/word/2012/wordml" xmlns:w16cex="http://schemas.microsoft.com/office/word/2018/wordml/cex" xmlns:w16cid="http://schemas.microsoft.com/office/word/2016/wordml/cid" xmlns:w16="http://schemas.microsoft.com/office/word/2018/wordml" xmlns:w16du="http://schemas.microsoft.com/office/word/2023/wordml/word16du" xmlns:w16sdtdh="http://schemas.microsoft.com/office/word/2020/wordml/sdtdatahash" xmlns:w16sdtfl="http://schemas.microsoft.com/office/word/2024/wordml/sdtformatlock" xmlns:w16se="http://schemas.microsoft.com/office/word/2015/wordml/symex" xmlns:wpg="http://schemas.microsoft.com/office/word/2010/wordprocessingGroup" xmlns:wpi="http://schemas.microsoft.com/office/word/2010/wordprocessingInk" xmlns:wne="http://schemas.microsoft.com/office/word/2006/wordml" xmlns:wps="http://schemas.microsoft.com/office/word/2010/wordprocessingShape" mc:Ignorable="w14 w15 w16se w16cid w16 w16cex w16sdtdh w16sdtfl w16du wp14">
   <w:footnote w:type="separator" w:id="-1">
     <w:p>
       <w:r>
@@ -17044,7 +17052,7 @@
 </file>
 
 <file path=word/header1.xml><?xml version="1.0" encoding="utf-8"?>
-<w:hdr xmlns:wpc="http://schemas.microsoft.com/office/word/2010/wordprocessingCanvas" xmlns:cx="http://schemas.microsoft.com/office/drawing/2014/chartex" xmlns:mc="http://schemas.openxmlformats.org/markup-compatibility/2006" xmlns:o="urn:schemas-microsoft-com:office:office" xmlns:r="http://schemas.openxmlformats.org/officeDocument/2006/relationships" xmlns:m="http://schemas.openxmlformats.org/officeDocument/2006/math" xmlns:v="urn:schemas-microsoft-com:vml" xmlns:wp14="http://schemas.microsoft.com/office/word/2010/wordprocessingDrawing" xmlns:wp="http://schemas.openxmlformats.org/drawingml/2006/wordprocessingDrawing" xmlns:w10="urn:schemas-microsoft-com:office:word" xmlns:w="http://schemas.openxmlformats.org/wordprocessingml/2006/main" xmlns:w14="http://schemas.microsoft.com/office/word/2010/wordml" xmlns:w15="http://schemas.microsoft.com/office/word/2012/wordml" xmlns:w16se="http://schemas.microsoft.com/office/word/2015/wordml/symex" xmlns:wpg="http://schemas.microsoft.com/office/word/2010/wordprocessingGroup" xmlns:wpi="http://schemas.microsoft.com/office/word/2010/wordprocessingInk" xmlns:wne="http://schemas.microsoft.com/office/word/2006/wordml" xmlns:wps="http://schemas.microsoft.com/office/word/2010/wordprocessingShape" mc:Ignorable="w14 w15 w16se wp14">
+<w:hdr xmlns:wpc="http://schemas.microsoft.com/office/word/2010/wordprocessingCanvas" xmlns:cx="http://schemas.microsoft.com/office/drawing/2014/chartex" xmlns:cx1="http://schemas.microsoft.com/office/drawing/2015/9/8/chartex" xmlns:cx2="http://schemas.microsoft.com/office/drawing/2015/10/21/chartex" xmlns:cx3="http://schemas.microsoft.com/office/drawing/2016/5/9/chartex" xmlns:cx4="http://schemas.microsoft.com/office/drawing/2016/5/10/chartex" xmlns:cx5="http://schemas.microsoft.com/office/drawing/2016/5/11/chartex" xmlns:cx6="http://schemas.microsoft.com/office/drawing/2016/5/12/chartex" xmlns:cx7="http://schemas.microsoft.com/office/drawing/2016/5/13/chartex" xmlns:cx8="http://schemas.microsoft.com/office/drawing/2016/5/14/chartex" xmlns:mc="http://schemas.openxmlformats.org/markup-compatibility/2006" xmlns:aink="http://schemas.microsoft.com/office/drawing/2016/ink" xmlns:am3d="http://schemas.microsoft.com/office/drawing/2017/model3d" xmlns:o="urn:schemas-microsoft-com:office:office" xmlns:oel="http://schemas.microsoft.com/office/2019/extlst" xmlns:r="http://schemas.openxmlformats.org/officeDocument/2006/relationships" xmlns:m="http://schemas.openxmlformats.org/officeDocument/2006/math" xmlns:v="urn:schemas-microsoft-com:vml" xmlns:wp14="http://schemas.microsoft.com/office/word/2010/wordprocessingDrawing" xmlns:wp="http://schemas.openxmlformats.org/drawingml/2006/wordprocessingDrawing" xmlns:w10="urn:schemas-microsoft-com:office:word" xmlns:w="http://schemas.openxmlformats.org/wordprocessingml/2006/main" xmlns:w14="http://schemas.microsoft.com/office/word/2010/wordml" xmlns:w15="http://schemas.microsoft.com/office/word/2012/wordml" xmlns:w16cex="http://schemas.microsoft.com/office/word/2018/wordml/cex" xmlns:w16cid="http://schemas.microsoft.com/office/word/2016/wordml/cid" xmlns:w16="http://schemas.microsoft.com/office/word/2018/wordml" xmlns:w16du="http://schemas.microsoft.com/office/word/2023/wordml/word16du" xmlns:w16sdtdh="http://schemas.microsoft.com/office/word/2020/wordml/sdtdatahash" xmlns:w16sdtfl="http://schemas.microsoft.com/office/word/2024/wordml/sdtformatlock" xmlns:w16se="http://schemas.microsoft.com/office/word/2015/wordml/symex" xmlns:wpg="http://schemas.microsoft.com/office/word/2010/wordprocessingGroup" xmlns:wpi="http://schemas.microsoft.com/office/word/2010/wordprocessingInk" xmlns:wne="http://schemas.microsoft.com/office/word/2006/wordml" xmlns:wps="http://schemas.microsoft.com/office/word/2010/wordprocessingShape" mc:Ignorable="w14 w15 w16se w16cid w16 w16cex w16sdtdh w16sdtfl w16du wp14">
   <w:p>
     <w:pPr>
       <w:pBdr>
@@ -17088,14 +17096,32 @@
         <w:sz w:val="18"/>
         <w:szCs w:val="18"/>
       </w:rPr>
-      <w:t xml:space="preserve">  v1.0  ·  May 2026</w:t>
+      <w:t xml:space="preserve">  </w:t>
+    </w:r>
+    <w:proofErr w:type="gramStart"/>
+    <w:r>
+      <w:rPr>
+        <w:color w:val="555555"/>
+        <w:sz w:val="18"/>
+        <w:szCs w:val="18"/>
+      </w:rPr>
+      <w:t>v1.0  ·</w:t>
+    </w:r>
+    <w:proofErr w:type="gramEnd"/>
+    <w:r>
+      <w:rPr>
+        <w:color w:val="555555"/>
+        <w:sz w:val="18"/>
+        <w:szCs w:val="18"/>
+      </w:rPr>
+      <w:t xml:space="preserve">  May 2026</w:t>
     </w:r>
   </w:p>
 </w:hdr>
 </file>
 
 <file path=word/numbering.xml><?xml version="1.0" encoding="utf-8"?>
-<w:numbering xmlns:wpc="http://schemas.microsoft.com/office/word/2010/wordprocessingCanvas" xmlns:cx="http://schemas.microsoft.com/office/drawing/2014/chartex" xmlns:mc="http://schemas.openxmlformats.org/markup-compatibility/2006" xmlns:o="urn:schemas-microsoft-com:office:office" xmlns:r="http://schemas.openxmlformats.org/officeDocument/2006/relationships" xmlns:m="http://schemas.openxmlformats.org/officeDocument/2006/math" xmlns:v="urn:schemas-microsoft-com:vml" xmlns:wp14="http://schemas.microsoft.com/office/word/2010/wordprocessingDrawing" xmlns:wp="http://schemas.openxmlformats.org/drawingml/2006/wordprocessingDrawing" xmlns:w10="urn:schemas-microsoft-com:office:word" xmlns:w="http://schemas.openxmlformats.org/wordprocessingml/2006/main" xmlns:w14="http://schemas.microsoft.com/office/word/2010/wordml" xmlns:w15="http://schemas.microsoft.com/office/word/2012/wordml" xmlns:w16se="http://schemas.microsoft.com/office/word/2015/wordml/symex" xmlns:wpg="http://schemas.microsoft.com/office/word/2010/wordprocessingGroup" xmlns:wpi="http://schemas.microsoft.com/office/word/2010/wordprocessingInk" xmlns:wne="http://schemas.microsoft.com/office/word/2006/wordml" xmlns:wps="http://schemas.microsoft.com/office/word/2010/wordprocessingShape" mc:Ignorable="w14 w15 w16se wp14">
+<w:numbering xmlns:wpc="http://schemas.microsoft.com/office/word/2010/wordprocessingCanvas" xmlns:cx="http://schemas.microsoft.com/office/drawing/2014/chartex" xmlns:cx1="http://schemas.microsoft.com/office/drawing/2015/9/8/chartex" xmlns:cx2="http://schemas.microsoft.com/office/drawing/2015/10/21/chartex" xmlns:cx3="http://schemas.microsoft.com/office/drawing/2016/5/9/chartex" xmlns:cx4="http://schemas.microsoft.com/office/drawing/2016/5/10/chartex" xmlns:cx5="http://schemas.microsoft.com/office/drawing/2016/5/11/chartex" xmlns:cx6="http://schemas.microsoft.com/office/drawing/2016/5/12/chartex" xmlns:cx7="http://schemas.microsoft.com/office/drawing/2016/5/13/chartex" xmlns:cx8="http://schemas.microsoft.com/office/drawing/2016/5/14/chartex" xmlns:mc="http://schemas.openxmlformats.org/markup-compatibility/2006" xmlns:aink="http://schemas.microsoft.com/office/drawing/2016/ink" xmlns:am3d="http://schemas.microsoft.com/office/drawing/2017/model3d" xmlns:o="urn:schemas-microsoft-com:office:office" xmlns:oel="http://schemas.microsoft.com/office/2019/extlst" xmlns:r="http://schemas.openxmlformats.org/officeDocument/2006/relationships" xmlns:m="http://schemas.openxmlformats.org/officeDocument/2006/math" xmlns:v="urn:schemas-microsoft-com:vml" xmlns:wp14="http://schemas.microsoft.com/office/word/2010/wordprocessingDrawing" xmlns:wp="http://schemas.openxmlformats.org/drawingml/2006/wordprocessingDrawing" xmlns:w10="urn:schemas-microsoft-com:office:word" xmlns:w="http://schemas.openxmlformats.org/wordprocessingml/2006/main" xmlns:w14="http://schemas.microsoft.com/office/word/2010/wordml" xmlns:w15="http://schemas.microsoft.com/office/word/2012/wordml" xmlns:w16cex="http://schemas.microsoft.com/office/word/2018/wordml/cex" xmlns:w16cid="http://schemas.microsoft.com/office/word/2016/wordml/cid" xmlns:w16="http://schemas.microsoft.com/office/word/2018/wordml" xmlns:w16du="http://schemas.microsoft.com/office/word/2023/wordml/word16du" xmlns:w16sdtdh="http://schemas.microsoft.com/office/word/2020/wordml/sdtdatahash" xmlns:w16sdtfl="http://schemas.microsoft.com/office/word/2024/wordml/sdtformatlock" xmlns:w16se="http://schemas.microsoft.com/office/word/2015/wordml/symex" xmlns:wpg="http://schemas.microsoft.com/office/word/2010/wordprocessingGroup" xmlns:wpi="http://schemas.microsoft.com/office/word/2010/wordprocessingInk" xmlns:wne="http://schemas.microsoft.com/office/word/2006/wordml" xmlns:wps="http://schemas.microsoft.com/office/word/2010/wordprocessingShape" mc:Ignorable="w14 w15 w16se w16cid w16 w16cex w16sdtdh w16sdtfl w16du wp14">
   <w:abstractNum w:abstractNumId="0" w15:restartNumberingAfterBreak="0">
     <w:nsid w:val="004B5A53"/>
     <w:multiLevelType w:val="hybridMultilevel"/>
@@ -17240,13 +17266,13 @@
       </w:pPr>
     </w:lvl>
   </w:abstractNum>
-  <w:num w:numId="1">
+  <w:num w:numId="1" w16cid:durableId="1587072">
     <w:abstractNumId w:val="1"/>
     <w:lvlOverride w:ilvl="0">
       <w:startOverride w:val="1"/>
     </w:lvlOverride>
   </w:num>
-  <w:num w:numId="2">
+  <w:num w:numId="2" w16cid:durableId="682243853">
     <w:abstractNumId w:val="0"/>
     <w:lvlOverride w:ilvl="0">
       <w:startOverride w:val="1"/>
@@ -17256,7 +17282,7 @@
 </file>
 
 <file path=word/styles.xml><?xml version="1.0" encoding="utf-8"?>
-<w:styles xmlns:mc="http://schemas.openxmlformats.org/markup-compatibility/2006" xmlns:r="http://schemas.openxmlformats.org/officeDocument/2006/relationships" xmlns:w="http://schemas.openxmlformats.org/wordprocessingml/2006/main" xmlns:w14="http://schemas.microsoft.com/office/word/2010/wordml" xmlns:w15="http://schemas.microsoft.com/office/word/2012/wordml" xmlns:w16se="http://schemas.microsoft.com/office/word/2015/wordml/symex" mc:Ignorable="w14 w15 w16se">
+<w:styles xmlns:mc="http://schemas.openxmlformats.org/markup-compatibility/2006" xmlns:r="http://schemas.openxmlformats.org/officeDocument/2006/relationships" xmlns:w="http://schemas.openxmlformats.org/wordprocessingml/2006/main" xmlns:w14="http://schemas.microsoft.com/office/word/2010/wordml" xmlns:w15="http://schemas.microsoft.com/office/word/2012/wordml" xmlns:w16cex="http://schemas.microsoft.com/office/word/2018/wordml/cex" xmlns:w16cid="http://schemas.microsoft.com/office/word/2016/wordml/cid" xmlns:w16="http://schemas.microsoft.com/office/word/2018/wordml" xmlns:w16du="http://schemas.microsoft.com/office/word/2023/wordml/word16du" xmlns:w16sdtdh="http://schemas.microsoft.com/office/word/2020/wordml/sdtdatahash" xmlns:w16sdtfl="http://schemas.microsoft.com/office/word/2024/wordml/sdtformatlock" xmlns:w16se="http://schemas.microsoft.com/office/word/2015/wordml/symex" mc:Ignorable="w14 w15 w16se w16cid w16 w16cex w16sdtdh w16sdtfl w16du">
   <w:docDefaults>
     <w:rPrDefault>
       <w:rPr>
@@ -17269,7 +17295,7 @@
     </w:rPrDefault>
     <w:pPrDefault/>
   </w:docDefaults>
-  <w:latentStyles w:defLockedState="0" w:defUIPriority="99" w:defSemiHidden="0" w:defUnhideWhenUsed="0" w:defQFormat="0" w:count="371">
+  <w:latentStyles w:defLockedState="0" w:defUIPriority="99" w:defSemiHidden="0" w:defUnhideWhenUsed="0" w:defQFormat="0" w:count="376">
     <w:lsdException w:name="Normal" w:uiPriority="0" w:qFormat="1"/>
     <w:lsdException w:name="heading 1" w:uiPriority="9" w:qFormat="1"/>
     <w:lsdException w:name="heading 2" w:semiHidden="1" w:uiPriority="9" w:unhideWhenUsed="1" w:qFormat="1"/>
@@ -17641,6 +17667,11 @@
     <w:lsdException w:name="List Table 5 Dark Accent 6" w:uiPriority="50"/>
     <w:lsdException w:name="List Table 6 Colorful Accent 6" w:uiPriority="51"/>
     <w:lsdException w:name="List Table 7 Colorful Accent 6" w:uiPriority="52"/>
+    <w:lsdException w:name="Mention" w:semiHidden="1" w:unhideWhenUsed="1"/>
+    <w:lsdException w:name="Smart Hyperlink" w:semiHidden="1" w:unhideWhenUsed="1"/>
+    <w:lsdException w:name="Hashtag" w:semiHidden="1" w:unhideWhenUsed="1"/>
+    <w:lsdException w:name="Unresolved Mention" w:semiHidden="1" w:unhideWhenUsed="1"/>
+    <w:lsdException w:name="Smart Link" w:semiHidden="1" w:unhideWhenUsed="1"/>
   </w:latentStyles>
   <w:style w:type="paragraph" w:default="1" w:styleId="Normal">
     <w:name w:val="Normal"/>
